--- a/diploma/reference.docx
+++ b/diploma/reference.docx
@@ -527,6 +527,7 @@
     <w:rPr>
       <w:rFonts w:ascii="Times New Roman" w:hAnsi="Times New Roman"/>
       <w:i w:val="0"/>
+      <w:color w:val="000000"/>
     </w:rPr>
   </w:style>
   <w:style w:type="paragraph" w:customStyle="1" w:styleId="FirstParagraph">
@@ -537,6 +538,7 @@
     <w:rPr>
       <w:rFonts w:ascii="Times New Roman" w:hAnsi="Times New Roman"/>
       <w:i w:val="0"/>
+      <w:color w:val="000000"/>
     </w:rPr>
   </w:style>
   <w:style w:type="paragraph" w:customStyle="1" w:styleId="Compact">
@@ -550,6 +552,7 @@
       <w:rFonts w:ascii="Times New Roman" w:hAnsi="Times New Roman"/>
       <w:b w:val="0"/>
       <w:i w:val="0"/>
+      <w:color w:val="000000"/>
       <w:sz w:val="24"/>
     </w:rPr>
   </w:style>
@@ -569,6 +572,7 @@
     <w:rPr>
       <w:rFonts w:asciiTheme="majorHAnsi" w:eastAsiaTheme="majorEastAsia" w:hAnsiTheme="majorHAnsi" w:cstheme="majorBidi" w:ascii="Times New Roman" w:hAnsi="Times New Roman"/>
       <w:i w:val="0"/>
+      <w:color w:val="000000"/>
       <w:sz w:val="56"/>
       <w:szCs w:val="56"/>
     </w:rPr>
@@ -582,6 +586,7 @@
     <w:rPr>
       <w:rFonts w:asciiTheme="majorHAnsi" w:eastAsiaTheme="majorEastAsia" w:hAnsiTheme="majorHAnsi" w:cstheme="majorBidi" w:ascii="Times New Roman" w:hAnsi="Times New Roman"/>
       <w:i w:val="0"/>
+      <w:color w:val="000000"/>
       <w:sz w:val="56"/>
       <w:szCs w:val="56"/>
     </w:rPr>
@@ -602,6 +607,7 @@
     <w:rPr>
       <w:rFonts w:eastAsiaTheme="majorEastAsia" w:cstheme="majorBidi" w:ascii="Times New Roman" w:hAnsi="Times New Roman"/>
       <w:i w:val="0"/>
+      <w:color w:val="000000"/>
       <w:spacing w:val="15"/>
       <w:sz w:val="28"/>
       <w:szCs w:val="28"/>
@@ -616,7 +622,7 @@
     <w:rPr>
       <w:rFonts w:eastAsiaTheme="majorEastAsia" w:cstheme="majorBidi" w:ascii="Times New Roman" w:hAnsi="Times New Roman"/>
       <w:i w:val="0"/>
-      <w:color w:val="595959" w:themeColor="text1" w:themeTint="A6"/>
+      <w:color w:val="000000"/>
       <w:spacing w:val="15"/>
       <w:sz w:val="28"/>
       <w:szCs w:val="28"/>
@@ -634,6 +640,7 @@
     <w:rPr>
       <w:rFonts w:ascii="Times New Roman" w:hAnsi="Times New Roman"/>
       <w:i w:val="0"/>
+      <w:color w:val="000000"/>
       <w:sz w:val="24"/>
       <w:szCs w:val="24"/>
     </w:rPr>
@@ -650,6 +657,7 @@
     <w:rPr>
       <w:rFonts w:ascii="Times New Roman" w:hAnsi="Times New Roman"/>
       <w:i w:val="0"/>
+      <w:color w:val="000000"/>
       <w:sz w:val="24"/>
       <w:szCs w:val="24"/>
     </w:rPr>
@@ -669,6 +677,7 @@
       <w:rFonts w:ascii="Times New Roman" w:hAnsi="Times New Roman"/>
       <w:b/>
       <w:i w:val="0"/>
+      <w:color w:val="000000"/>
       <w:sz w:val="20"/>
       <w:szCs w:val="20"/>
     </w:rPr>
@@ -686,6 +695,7 @@
     <w:rPr>
       <w:rFonts w:ascii="Times New Roman" w:hAnsi="Times New Roman"/>
       <w:i w:val="0"/>
+      <w:color w:val="000000"/>
       <w:sz w:val="20"/>
       <w:szCs w:val="20"/>
     </w:rPr>
@@ -699,6 +709,7 @@
     <w:rPr>
       <w:rFonts w:ascii="Times New Roman" w:hAnsi="Times New Roman"/>
       <w:i w:val="0"/>
+      <w:color w:val="000000"/>
     </w:rPr>
   </w:style>
   <w:style w:type="paragraph" w:styleId="Heading1">
@@ -712,7 +723,7 @@
     <w:pPr>
       <w:keepNext/>
       <w:keepLines/>
-      <w:pageBreakBefore/>
+      <w:pageBreakBefore w:val="0"/>
       <w:widowControl/>
       <w:spacing w:before="0" w:after="240" w:lineRule="auto" w:line="360"/>
       <w:ind w:firstLine="0"/>
@@ -742,7 +753,7 @@
     <w:pPr>
       <w:keepNext/>
       <w:keepLines/>
-      <w:pageBreakBefore/>
+      <w:pageBreakBefore w:val="0"/>
       <w:widowControl/>
       <w:spacing w:before="0" w:after="240" w:lineRule="auto" w:line="360"/>
       <w:ind w:firstLine="709"/>
@@ -868,7 +879,7 @@
       <w:rFonts w:eastAsiaTheme="majorEastAsia" w:cstheme="majorBidi" w:ascii="Times New Roman" w:hAnsi="Times New Roman"/>
       <w:i w:val="0"/>
       <w:iCs/>
-      <w:color w:val="595959" w:themeColor="text1" w:themeTint="A6"/>
+      <w:color w:val="000000"/>
     </w:rPr>
   </w:style>
   <w:style w:type="paragraph" w:styleId="Heading7">
@@ -890,7 +901,7 @@
     <w:rPr>
       <w:rFonts w:eastAsiaTheme="majorEastAsia" w:cstheme="majorBidi" w:ascii="Times New Roman" w:hAnsi="Times New Roman"/>
       <w:i w:val="0"/>
-      <w:color w:val="595959" w:themeColor="text1" w:themeTint="A6"/>
+      <w:color w:val="000000"/>
     </w:rPr>
   </w:style>
   <w:style w:type="paragraph" w:styleId="Heading8">
@@ -913,7 +924,7 @@
       <w:rFonts w:eastAsiaTheme="majorEastAsia" w:cstheme="majorBidi" w:ascii="Times New Roman" w:hAnsi="Times New Roman"/>
       <w:i w:val="0"/>
       <w:iCs/>
-      <w:color w:val="272727" w:themeColor="text1" w:themeTint="D8"/>
+      <w:color w:val="000000"/>
     </w:rPr>
   </w:style>
   <w:style w:type="paragraph" w:styleId="Heading9">
@@ -935,7 +946,7 @@
     <w:rPr>
       <w:rFonts w:eastAsiaTheme="majorEastAsia" w:cstheme="majorBidi" w:ascii="Times New Roman" w:hAnsi="Times New Roman"/>
       <w:i w:val="0"/>
-      <w:color w:val="272727" w:themeColor="text1" w:themeTint="D8"/>
+      <w:color w:val="000000"/>
     </w:rPr>
   </w:style>
   <w:style w:type="character" w:customStyle="1" w:styleId="Heading1Char">
@@ -947,7 +958,7 @@
     <w:rPr>
       <w:rFonts w:asciiTheme="majorHAnsi" w:eastAsiaTheme="majorEastAsia" w:hAnsiTheme="majorHAnsi" w:cstheme="majorBidi" w:ascii="Times New Roman" w:hAnsi="Times New Roman"/>
       <w:i w:val="0"/>
-      <w:color w:val="0F4761" w:themeColor="accent1" w:themeShade="BF"/>
+      <w:color w:val="000000"/>
       <w:sz w:val="40"/>
       <w:szCs w:val="40"/>
     </w:rPr>
@@ -962,7 +973,7 @@
     <w:rPr>
       <w:rFonts w:asciiTheme="majorHAnsi" w:eastAsiaTheme="majorEastAsia" w:hAnsiTheme="majorHAnsi" w:cstheme="majorBidi" w:ascii="Times New Roman" w:hAnsi="Times New Roman"/>
       <w:i w:val="0"/>
-      <w:color w:val="0F4761" w:themeColor="accent1" w:themeShade="BF"/>
+      <w:color w:val="000000"/>
       <w:sz w:val="32"/>
       <w:szCs w:val="32"/>
     </w:rPr>
@@ -977,7 +988,7 @@
     <w:rPr>
       <w:rFonts w:eastAsiaTheme="majorEastAsia" w:cstheme="majorBidi" w:ascii="Times New Roman" w:hAnsi="Times New Roman"/>
       <w:i w:val="0"/>
-      <w:color w:val="0F4761" w:themeColor="accent1" w:themeShade="BF"/>
+      <w:color w:val="000000"/>
       <w:sz w:val="28"/>
       <w:szCs w:val="28"/>
     </w:rPr>
@@ -993,7 +1004,7 @@
       <w:rFonts w:eastAsiaTheme="majorEastAsia" w:cstheme="majorBidi" w:ascii="Times New Roman" w:hAnsi="Times New Roman"/>
       <w:i w:val="0"/>
       <w:iCs/>
-      <w:color w:val="0F4761" w:themeColor="accent1" w:themeShade="BF"/>
+      <w:color w:val="000000"/>
     </w:rPr>
   </w:style>
   <w:style w:type="character" w:customStyle="1" w:styleId="Heading5Char">
@@ -1006,7 +1017,7 @@
     <w:rPr>
       <w:rFonts w:eastAsiaTheme="majorEastAsia" w:cstheme="majorBidi" w:ascii="Times New Roman" w:hAnsi="Times New Roman"/>
       <w:i w:val="0"/>
-      <w:color w:val="0F4761" w:themeColor="accent1" w:themeShade="BF"/>
+      <w:color w:val="000000"/>
     </w:rPr>
   </w:style>
   <w:style w:type="character" w:customStyle="1" w:styleId="Heading6Char">
@@ -1020,7 +1031,7 @@
       <w:rFonts w:eastAsiaTheme="majorEastAsia" w:cstheme="majorBidi" w:ascii="Times New Roman" w:hAnsi="Times New Roman"/>
       <w:i w:val="0"/>
       <w:iCs/>
-      <w:color w:val="595959" w:themeColor="text1" w:themeTint="A6"/>
+      <w:color w:val="000000"/>
     </w:rPr>
   </w:style>
   <w:style w:type="character" w:customStyle="1" w:styleId="Heading7Char">
@@ -1033,7 +1044,7 @@
     <w:rPr>
       <w:rFonts w:eastAsiaTheme="majorEastAsia" w:cstheme="majorBidi" w:ascii="Times New Roman" w:hAnsi="Times New Roman"/>
       <w:i w:val="0"/>
-      <w:color w:val="595959" w:themeColor="text1" w:themeTint="A6"/>
+      <w:color w:val="000000"/>
     </w:rPr>
   </w:style>
   <w:style w:type="character" w:customStyle="1" w:styleId="Heading8Char">
@@ -1047,7 +1058,7 @@
       <w:rFonts w:eastAsiaTheme="majorEastAsia" w:cstheme="majorBidi" w:ascii="Times New Roman" w:hAnsi="Times New Roman"/>
       <w:i w:val="0"/>
       <w:iCs/>
-      <w:color w:val="272727" w:themeColor="text1" w:themeTint="D8"/>
+      <w:color w:val="000000"/>
     </w:rPr>
   </w:style>
   <w:style w:type="character" w:customStyle="1" w:styleId="Heading9Char">
@@ -1060,7 +1071,7 @@
     <w:rPr>
       <w:rFonts w:eastAsiaTheme="majorEastAsia" w:cstheme="majorBidi" w:ascii="Times New Roman" w:hAnsi="Times New Roman"/>
       <w:i w:val="0"/>
-      <w:color w:val="272727" w:themeColor="text1" w:themeTint="D8"/>
+      <w:color w:val="000000"/>
     </w:rPr>
   </w:style>
   <w:style w:type="paragraph" w:styleId="BlockText">
@@ -1077,6 +1088,7 @@
     <w:rPr>
       <w:rFonts w:ascii="Times New Roman" w:hAnsi="Times New Roman"/>
       <w:i w:val="0"/>
+      <w:color w:val="000000"/>
     </w:rPr>
   </w:style>
   <w:style w:type="paragraph" w:styleId="FootnoteText">
@@ -1089,6 +1101,7 @@
     <w:rPr>
       <w:rFonts w:ascii="Times New Roman" w:hAnsi="Times New Roman"/>
       <w:i w:val="0"/>
+      <w:color w:val="000000"/>
     </w:rPr>
   </w:style>
   <w:style w:type="paragraph" w:styleId="FootnoteBlockText">
@@ -1105,6 +1118,7 @@
     <w:rPr>
       <w:rFonts w:ascii="Times New Roman" w:hAnsi="Times New Roman"/>
       <w:i w:val="0"/>
+      <w:color w:val="000000"/>
     </w:rPr>
   </w:style>
   <w:style w:type="character" w:default="1" w:styleId="DefaultParagraphFont">
@@ -1114,6 +1128,7 @@
     <w:rPr>
       <w:rFonts w:ascii="Times New Roman" w:hAnsi="Times New Roman"/>
       <w:i w:val="0"/>
+      <w:color w:val="000000"/>
     </w:rPr>
   </w:style>
   <w:style w:type="table" w:default="1" w:styleId="Table">
@@ -1125,6 +1140,7 @@
     <w:rPr>
       <w:rFonts w:ascii="Times New Roman" w:hAnsi="Times New Roman"/>
       <w:i w:val="0"/>
+      <w:color w:val="000000"/>
     </w:rPr>
     <w:tblPr>
       <w:tblInd w:w="0" w:type="dxa"/>
@@ -1157,6 +1173,7 @@
       <w:rFonts w:ascii="Times New Roman" w:hAnsi="Times New Roman"/>
       <w:b/>
       <w:i w:val="0"/>
+      <w:color w:val="000000"/>
     </w:rPr>
   </w:style>
   <w:style w:type="paragraph" w:customStyle="1" w:styleId="Definition">
@@ -1165,6 +1182,7 @@
     <w:rPr>
       <w:rFonts w:ascii="Times New Roman" w:hAnsi="Times New Roman"/>
       <w:i w:val="0"/>
+      <w:color w:val="000000"/>
     </w:rPr>
   </w:style>
   <w:style w:type="paragraph" w:styleId="Caption">
@@ -1193,6 +1211,7 @@
     <w:rPr>
       <w:rFonts w:ascii="Times New Roman" w:hAnsi="Times New Roman"/>
       <w:i w:val="0"/>
+      <w:color w:val="000000"/>
     </w:rPr>
   </w:style>
   <w:style w:type="paragraph" w:customStyle="1" w:styleId="ImageCaption">
@@ -1201,6 +1220,7 @@
     <w:rPr>
       <w:rFonts w:ascii="Times New Roman" w:hAnsi="Times New Roman"/>
       <w:i w:val="0"/>
+      <w:color w:val="000000"/>
     </w:rPr>
   </w:style>
   <w:style w:type="paragraph" w:customStyle="1" w:styleId="Figure">
@@ -1209,6 +1229,7 @@
     <w:rPr>
       <w:rFonts w:ascii="Times New Roman" w:hAnsi="Times New Roman"/>
       <w:i w:val="0"/>
+      <w:color w:val="000000"/>
     </w:rPr>
   </w:style>
   <w:style w:type="paragraph" w:customStyle="1" w:styleId="CaptionedFigure">
@@ -1220,6 +1241,7 @@
     <w:rPr>
       <w:rFonts w:ascii="Times New Roman" w:hAnsi="Times New Roman"/>
       <w:i w:val="0"/>
+      <w:color w:val="000000"/>
     </w:rPr>
   </w:style>
   <w:style w:type="character" w:customStyle="1" w:styleId="BodyTextChar">
@@ -1229,6 +1251,7 @@
     <w:rPr>
       <w:rFonts w:ascii="Times New Roman" w:hAnsi="Times New Roman"/>
       <w:i w:val="0"/>
+      <w:color w:val="000000"/>
     </w:rPr>
   </w:style>
   <w:style w:type="character" w:customStyle="1" w:styleId="VerbatimChar">
@@ -1238,6 +1261,7 @@
       <w:rFonts w:ascii="Times New Roman" w:hAnsi="Times New Roman"/>
       <w:b w:val="0"/>
       <w:i w:val="0"/>
+      <w:color w:val="000000"/>
       <w:sz w:val="24"/>
     </w:rPr>
   </w:style>
@@ -1247,6 +1271,7 @@
     <w:rPr>
       <w:rFonts w:ascii="Times New Roman" w:hAnsi="Times New Roman"/>
       <w:i w:val="0"/>
+      <w:color w:val="000000"/>
     </w:rPr>
   </w:style>
   <w:style w:type="character" w:styleId="FootnoteReference">
@@ -1255,6 +1280,7 @@
     <w:rPr>
       <w:rFonts w:ascii="Times New Roman" w:hAnsi="Times New Roman"/>
       <w:i w:val="0"/>
+      <w:color w:val="000000"/>
       <w:vertAlign w:val="superscript"/>
     </w:rPr>
   </w:style>
@@ -1264,7 +1290,7 @@
     <w:rPr>
       <w:rFonts w:ascii="Times New Roman" w:hAnsi="Times New Roman"/>
       <w:i w:val="0"/>
-      <w:color w:val="4F81BD" w:themeColor="accent1"/>
+      <w:color w:val="000000"/>
     </w:rPr>
   </w:style>
   <w:style w:type="paragraph" w:styleId="TOCHeading">
@@ -1283,7 +1309,7 @@
       <w:b w:val="0"/>
       <w:bCs w:val="0"/>
       <w:i w:val="0"/>
-      <w:color w:val="365F91" w:themeColor="accent1" w:themeShade="BF"/>
+      <w:color w:val="000000"/>
     </w:rPr>
   </w:style>
 </w:styles>
